--- a/report/Project_Report.docx
+++ b/report/Project_Report.docx
@@ -369,51 +369,51 @@
           <w:sz w:val="24"/>
           <w:szCs w:val="24"/>
         </w:rPr>
-        <w:t>This project was about making a Digital Literacy Portfolio because I was a Student Digital Ambassador. The main goal was to figure out how to use tools in a good way and be responsible with them. I did a lot of things for this project like making an infographic setting up profiles trying out coding platforms learning how to write good emails and finding out about cybercrime awareness.</w:t>
-      </w:r>
-    </w:p>
-    <w:p>
-      <w:pPr>
-        <w:spacing w:line="30" w:lineRule="atLeast"/>
-        <w:rPr>
-          <w:rFonts w:ascii="Arial" w:hAnsi="Arial" w:cs="Arial"/>
-          <w:sz w:val="24"/>
-          <w:szCs w:val="24"/>
-        </w:rPr>
-      </w:pPr>
-    </w:p>
-    <w:p>
-      <w:pPr>
-        <w:spacing w:line="30" w:lineRule="atLeast"/>
-        <w:rPr>
-          <w:rFonts w:ascii="Arial" w:hAnsi="Arial" w:cs="Arial"/>
-          <w:sz w:val="24"/>
-          <w:szCs w:val="24"/>
-        </w:rPr>
-      </w:pPr>
-      <w:r>
-        <w:rPr>
-          <w:rFonts w:ascii="Arial" w:hAnsi="Arial" w:cs="Arial"/>
-          <w:sz w:val="24"/>
-          <w:szCs w:val="24"/>
-        </w:rPr>
-        <w:t xml:space="preserve">Each thing I did helped me learn things and get better at using digital tools. I also got better at showing information in </w:t>
-      </w:r>
-      <w:r>
-        <w:rPr>
-          <w:rFonts w:ascii="Arial" w:hAnsi="Arial" w:cs="Arial"/>
-          <w:sz w:val="24"/>
-          <w:szCs w:val="24"/>
-        </w:rPr>
-        <w:t>a</w:t>
-      </w:r>
-      <w:r>
-        <w:rPr>
-          <w:rFonts w:ascii="Arial" w:hAnsi="Arial" w:cs="Arial"/>
-          <w:sz w:val="24"/>
-          <w:szCs w:val="24"/>
-        </w:rPr>
-        <w:t xml:space="preserve"> professional way. The Digital Literacy Portfolio project really helped me see why digital literacy is so important for school and for life. I learned a lot, about literacy and how it can </w:t>
+        <w:t>This was a project concerning the creation of a Digital Literacy Portfolio due to m</w:t>
+      </w:r>
+      <w:r>
+        <w:rPr>
+          <w:rFonts w:ascii="Arial" w:hAnsi="Arial" w:cs="Arial"/>
+          <w:sz w:val="24"/>
+          <w:szCs w:val="24"/>
+        </w:rPr>
+        <w:t>e</w:t>
+      </w:r>
+      <w:r>
+        <w:rPr>
+          <w:rFonts w:ascii="Arial" w:hAnsi="Arial" w:cs="Arial"/>
+          <w:sz w:val="24"/>
+          <w:szCs w:val="24"/>
+        </w:rPr>
+        <w:t xml:space="preserve"> being a Student Digital Ambassador. The primary intention was to work out how to use tools in a responsible manner, how to use them well. I completed numerous activities in relation to this project such as creating an infographic, creating profiles experimenting with the platforms of learning how to code, learning the need to write good emails, learning about cybercrime awareness.</w:t>
+      </w:r>
+    </w:p>
+    <w:p>
+      <w:pPr>
+        <w:spacing w:line="30" w:lineRule="atLeast"/>
+        <w:rPr>
+          <w:rFonts w:ascii="Arial" w:hAnsi="Arial" w:cs="Arial"/>
+          <w:sz w:val="24"/>
+          <w:szCs w:val="24"/>
+        </w:rPr>
+      </w:pPr>
+    </w:p>
+    <w:p>
+      <w:pPr>
+        <w:spacing w:line="30" w:lineRule="atLeast"/>
+        <w:rPr>
+          <w:rFonts w:ascii="Arial" w:hAnsi="Arial" w:cs="Arial"/>
+          <w:sz w:val="24"/>
+          <w:szCs w:val="24"/>
+        </w:rPr>
+      </w:pPr>
+      <w:r>
+        <w:rPr>
+          <w:rFonts w:ascii="Arial" w:hAnsi="Arial" w:cs="Arial"/>
+          <w:sz w:val="24"/>
+          <w:szCs w:val="24"/>
+        </w:rPr>
+        <w:t xml:space="preserve">Everything I was doing assisted me in becoming knowledgeable about things and learning to use digital tools. I also improved my skills of presenting information in a professional manner. The Digital Literacy Portfolio project indeed allowed me to understand why digital literacy is of such significance both to school and to life. I have gained a lot, regarding literacy and the way it can </w:t>
       </w:r>
       <w:proofErr w:type="gramStart"/>
       <w:r>
@@ -422,7 +422,7 @@
           <w:sz w:val="24"/>
           <w:szCs w:val="24"/>
         </w:rPr>
-        <w:t>be used</w:t>
+        <w:t>be applied</w:t>
       </w:r>
       <w:proofErr w:type="gramEnd"/>
       <w:r>
@@ -431,7 +431,7 @@
           <w:sz w:val="24"/>
           <w:szCs w:val="24"/>
         </w:rPr>
-        <w:t xml:space="preserve"> in different situations like the Digital Literacy Portfolio.</w:t>
+        <w:t xml:space="preserve"> in various scenarios such as the Digital Literacy Portfolio.</w:t>
       </w:r>
     </w:p>
     <w:p>
@@ -508,140 +508,138 @@
         <w:pStyle w:val="Default"/>
         <w:spacing w:line="30" w:lineRule="atLeast"/>
         <w:rPr>
+          <w:color w:val="auto"/>
+        </w:rPr>
+      </w:pPr>
+      <w:r>
+        <w:rPr>
+          <w:color w:val="auto"/>
+        </w:rPr>
+        <w:t>Here,</w:t>
+      </w:r>
+      <w:r>
+        <w:rPr>
+          <w:color w:val="auto"/>
+        </w:rPr>
+        <w:t xml:space="preserve"> I have designed a literacy infographic in Canva. This infographic on digital literacy concerns literacy and such aspects as internet safety and some of the most </w:t>
+      </w:r>
+      <w:proofErr w:type="gramStart"/>
+      <w:r>
+        <w:rPr>
+          <w:color w:val="auto"/>
+        </w:rPr>
+        <w:t>really helpful</w:t>
+      </w:r>
+      <w:proofErr w:type="gramEnd"/>
+      <w:r>
+        <w:rPr>
+          <w:color w:val="auto"/>
+        </w:rPr>
+        <w:t xml:space="preserve"> digital classroom tools. I have ensured that the digital literacy infographic appears clean and easy to get what the digital literacy infographic is communicating.</w:t>
+      </w:r>
+    </w:p>
+    <w:p>
+      <w:pPr>
+        <w:pStyle w:val="Default"/>
+        <w:spacing w:line="30" w:lineRule="atLeast"/>
+        <w:rPr>
+          <w:color w:val="auto"/>
+        </w:rPr>
+      </w:pPr>
+    </w:p>
+    <w:p>
+      <w:pPr>
+        <w:pStyle w:val="Default"/>
+        <w:spacing w:line="30" w:lineRule="atLeast"/>
+        <w:rPr>
+          <w:color w:val="auto"/>
+        </w:rPr>
+      </w:pPr>
+      <w:r>
+        <w:rPr>
+          <w:color w:val="auto"/>
+        </w:rPr>
+        <w:t xml:space="preserve">According to the digital literacy infographic, digital literacy is concerned with the manner with which technology </w:t>
+      </w:r>
+      <w:proofErr w:type="gramStart"/>
+      <w:r>
+        <w:rPr>
+          <w:color w:val="auto"/>
+        </w:rPr>
+        <w:t>is used</w:t>
+      </w:r>
+      <w:proofErr w:type="gramEnd"/>
+      <w:r>
+        <w:rPr>
+          <w:color w:val="auto"/>
+        </w:rPr>
+        <w:t>. I also added some precautionary measures such as using passwords that are difficult to get and clicking the links of which you do not have any idea. I also included that you should not leave your information in danger. I also included several tools to the digital literacy infographic such as Google Docs and GitHub and LinkedIn and Canva.</w:t>
+      </w:r>
+    </w:p>
+    <w:p>
+      <w:pPr>
+        <w:pStyle w:val="Default"/>
+        <w:spacing w:line="30" w:lineRule="atLeast"/>
+        <w:rPr>
+          <w:color w:val="auto"/>
+        </w:rPr>
+      </w:pPr>
+    </w:p>
+    <w:p>
+      <w:pPr>
+        <w:pStyle w:val="Default"/>
+        <w:spacing w:line="30" w:lineRule="atLeast"/>
+        <w:rPr>
+          <w:color w:val="auto"/>
+        </w:rPr>
+      </w:pPr>
+      <w:r>
+        <w:rPr>
+          <w:color w:val="auto"/>
+        </w:rPr>
+        <w:t xml:space="preserve">Displaying pictures and words in a manner that looks good when assembling the digital literacy infographic made me really think it was cool. An issue that was not easy was ensuring that the digital literacy infographic </w:t>
+      </w:r>
+      <w:proofErr w:type="gramStart"/>
+      <w:r>
+        <w:rPr>
+          <w:color w:val="auto"/>
+        </w:rPr>
+        <w:t>was not overcrowded</w:t>
+      </w:r>
+      <w:proofErr w:type="gramEnd"/>
+      <w:r>
+        <w:rPr>
+          <w:color w:val="auto"/>
+        </w:rPr>
+        <w:t xml:space="preserve"> and had too much data. Conducting this project allowed me to pick up a method of presenting information in an easily viewable and comprehensible form, which forms a large portion of digital literacy and learning about digital literacy.</w:t>
+      </w:r>
+    </w:p>
+    <w:p>
+      <w:pPr>
+        <w:pStyle w:val="Default"/>
+        <w:spacing w:line="30" w:lineRule="atLeast"/>
+        <w:rPr>
+          <w:color w:val="auto"/>
+        </w:rPr>
+      </w:pPr>
+    </w:p>
+    <w:p>
+      <w:pPr>
+        <w:pStyle w:val="Default"/>
+        <w:spacing w:line="30" w:lineRule="atLeast"/>
+        <w:rPr>
+          <w:color w:val="auto"/>
+        </w:rPr>
+      </w:pPr>
+      <w:r>
+        <w:rPr>
           <w:rFonts w:ascii="Times New Roman" w:hAnsi="Times New Roman" w:cs="Times New Roman"/>
           <w:color w:val="auto"/>
           <w:sz w:val="44"/>
           <w:szCs w:val="44"/>
         </w:rPr>
-      </w:pPr>
-      <w:r>
-        <w:rPr>
-          <w:color w:val="auto"/>
-        </w:rPr>
-        <w:t xml:space="preserve">I created a literacy infographic using Canva. This digital literacy infographic is about literacy and things like how to be safe on the internet and some </w:t>
-      </w:r>
-      <w:proofErr w:type="gramStart"/>
-      <w:r>
-        <w:rPr>
-          <w:color w:val="auto"/>
-        </w:rPr>
-        <w:t>really useful</w:t>
-      </w:r>
-      <w:proofErr w:type="gramEnd"/>
-      <w:r>
-        <w:rPr>
-          <w:color w:val="auto"/>
-        </w:rPr>
-        <w:t xml:space="preserve"> digital tools for students. I made the digital literacy infographic look simple and clean so it is easy to understand what the digital literacy infographic is saying.</w:t>
-      </w:r>
-    </w:p>
-    <w:p>
-      <w:pPr>
-        <w:pStyle w:val="Default"/>
-        <w:spacing w:line="30" w:lineRule="atLeast"/>
-        <w:rPr>
-          <w:color w:val="auto"/>
-        </w:rPr>
-      </w:pPr>
-    </w:p>
-    <w:p>
-      <w:pPr>
-        <w:pStyle w:val="Default"/>
-        <w:spacing w:line="30" w:lineRule="atLeast"/>
-        <w:rPr>
-          <w:color w:val="auto"/>
-        </w:rPr>
-      </w:pPr>
-      <w:r>
-        <w:rPr>
-          <w:color w:val="auto"/>
-        </w:rPr>
-        <w:t xml:space="preserve">The digital literacy infographic says that digital literacy is about using technology in a way. I also included some safety tips like using passwords </w:t>
-      </w:r>
-      <w:proofErr w:type="gramStart"/>
-      <w:r>
-        <w:rPr>
-          <w:color w:val="auto"/>
-        </w:rPr>
-        <w:t>that're</w:t>
-      </w:r>
-      <w:proofErr w:type="gramEnd"/>
-      <w:r>
-        <w:rPr>
-          <w:color w:val="auto"/>
-        </w:rPr>
-        <w:t xml:space="preserve"> hard to guess and not clicking on links that you do not know about. I also added that it is important to keep your information safe. I also added some tools to the digital literacy infographic like Google Docs and GitHub and LinkedIn and Canva.</w:t>
-      </w:r>
-    </w:p>
-    <w:p>
-      <w:pPr>
-        <w:pStyle w:val="Default"/>
-        <w:spacing w:line="30" w:lineRule="atLeast"/>
-        <w:rPr>
-          <w:color w:val="auto"/>
-        </w:rPr>
-      </w:pPr>
-    </w:p>
-    <w:p>
-      <w:pPr>
-        <w:pStyle w:val="Default"/>
-        <w:spacing w:line="30" w:lineRule="atLeast"/>
-        <w:rPr>
-          <w:color w:val="auto"/>
-        </w:rPr>
-      </w:pPr>
-      <w:r>
-        <w:rPr>
-          <w:color w:val="auto"/>
-        </w:rPr>
-        <w:t xml:space="preserve">When I was creating the digital literacy </w:t>
-      </w:r>
-      <w:proofErr w:type="gramStart"/>
-      <w:r>
-        <w:rPr>
-          <w:color w:val="auto"/>
-        </w:rPr>
-        <w:t>infographic</w:t>
-      </w:r>
-      <w:proofErr w:type="gramEnd"/>
-      <w:r>
-        <w:rPr>
-          <w:color w:val="auto"/>
-        </w:rPr>
-        <w:t xml:space="preserve"> I thought it was really cool to put pictures and words in a way that looks good. One hard part was making sure the digital literacy infographic did not get too crowded, with much information. Doing this project helped me learn how to show information in a way </w:t>
-      </w:r>
-      <w:proofErr w:type="gramStart"/>
-      <w:r>
-        <w:rPr>
-          <w:color w:val="auto"/>
-        </w:rPr>
-        <w:t>that's</w:t>
-      </w:r>
-      <w:proofErr w:type="gramEnd"/>
-      <w:r>
-        <w:rPr>
-          <w:color w:val="auto"/>
-        </w:rPr>
-        <w:t xml:space="preserve"> easy to see and understand, which is a big part of digital literacy and learning about digital literacy.</w:t>
-      </w:r>
-    </w:p>
-    <w:p>
-      <w:pPr>
-        <w:pStyle w:val="Default"/>
-        <w:spacing w:line="30" w:lineRule="atLeast"/>
-        <w:rPr>
-          <w:color w:val="auto"/>
-        </w:rPr>
-      </w:pPr>
-    </w:p>
-    <w:p>
-      <w:pPr>
-        <w:pStyle w:val="Default"/>
-        <w:spacing w:line="30" w:lineRule="atLeast"/>
-        <w:rPr>
-          <w:color w:val="auto"/>
-        </w:rPr>
-      </w:pPr>
+        <w:t>TASK 2</w:t>
+      </w:r>
       <w:r>
         <w:rPr>
           <w:rFonts w:ascii="Times New Roman" w:hAnsi="Times New Roman" w:cs="Times New Roman"/>
@@ -649,7 +647,7 @@
           <w:sz w:val="44"/>
           <w:szCs w:val="44"/>
         </w:rPr>
-        <w:t>TASK 2</w:t>
+        <w:t xml:space="preserve"> </w:t>
       </w:r>
       <w:r>
         <w:rPr>
@@ -658,8 +656,193 @@
           <w:sz w:val="44"/>
           <w:szCs w:val="44"/>
         </w:rPr>
+        <w:t>- Build Your Student Digital Portfolio</w:t>
+      </w:r>
+    </w:p>
+    <w:p>
+      <w:pPr>
+        <w:pStyle w:val="Default"/>
+        <w:spacing w:line="30" w:lineRule="atLeast"/>
+        <w:rPr>
+          <w:color w:val="auto"/>
+        </w:rPr>
+      </w:pPr>
+    </w:p>
+    <w:p>
+      <w:pPr>
+        <w:pStyle w:val="Default"/>
+        <w:spacing w:line="30" w:lineRule="atLeast"/>
+        <w:rPr>
+          <w:color w:val="auto"/>
+        </w:rPr>
+      </w:pPr>
+      <w:r>
+        <w:rPr>
+          <w:color w:val="auto"/>
+        </w:rPr>
+        <w:t>I</w:t>
+      </w:r>
+      <w:r>
+        <w:rPr>
+          <w:color w:val="auto"/>
+        </w:rPr>
+        <w:t>n this task</w:t>
+      </w:r>
+      <w:r>
+        <w:rPr>
+          <w:color w:val="auto"/>
+        </w:rPr>
+        <w:t>,</w:t>
+      </w:r>
+      <w:r>
+        <w:rPr>
+          <w:color w:val="auto"/>
+        </w:rPr>
         <w:t xml:space="preserve"> </w:t>
       </w:r>
+      <w:r>
+        <w:rPr>
+          <w:color w:val="auto"/>
+        </w:rPr>
+        <w:t>I have updated my profiles on GitHub, LinkedIn and Kaggl</w:t>
+      </w:r>
+      <w:r>
+        <w:rPr>
+          <w:color w:val="auto"/>
+        </w:rPr>
+        <w:t>e</w:t>
+      </w:r>
+      <w:r>
+        <w:rPr>
+          <w:color w:val="auto"/>
+        </w:rPr>
+        <w:t xml:space="preserve">. </w:t>
+      </w:r>
+    </w:p>
+    <w:p>
+      <w:pPr>
+        <w:pStyle w:val="Default"/>
+        <w:numPr>
+          <w:ilvl w:val="0"/>
+          <w:numId w:val="3"/>
+        </w:numPr>
+        <w:spacing w:line="30" w:lineRule="atLeast"/>
+        <w:rPr>
+          <w:color w:val="auto"/>
+        </w:rPr>
+      </w:pPr>
+      <w:r>
+        <w:rPr>
+          <w:color w:val="auto"/>
+        </w:rPr>
+        <w:t xml:space="preserve">GitHub is the platform where I display my projects in code. I developed a profile README to inform others about me and my competencies. </w:t>
+      </w:r>
+    </w:p>
+    <w:p>
+      <w:pPr>
+        <w:pStyle w:val="Default"/>
+        <w:numPr>
+          <w:ilvl w:val="0"/>
+          <w:numId w:val="3"/>
+        </w:numPr>
+        <w:spacing w:line="30" w:lineRule="atLeast"/>
+        <w:rPr>
+          <w:color w:val="auto"/>
+        </w:rPr>
+      </w:pPr>
+      <w:r>
+        <w:rPr>
+          <w:color w:val="auto"/>
+        </w:rPr>
+        <w:t xml:space="preserve"> I use LinkedIn for</w:t>
+      </w:r>
+      <w:r>
+        <w:rPr>
+          <w:color w:val="auto"/>
+        </w:rPr>
+        <w:t xml:space="preserve"> write about myself and achievement I have made</w:t>
+      </w:r>
+      <w:r>
+        <w:rPr>
+          <w:color w:val="auto"/>
+        </w:rPr>
+        <w:t>. I added my education details. Got</w:t>
+      </w:r>
+      <w:r>
+        <w:rPr>
+          <w:color w:val="auto"/>
+        </w:rPr>
+        <w:t xml:space="preserve"> my</w:t>
+      </w:r>
+      <w:r>
+        <w:rPr>
+          <w:color w:val="auto"/>
+        </w:rPr>
+        <w:t xml:space="preserve"> basic profile online.</w:t>
+      </w:r>
+    </w:p>
+    <w:p>
+      <w:pPr>
+        <w:pStyle w:val="Default"/>
+        <w:numPr>
+          <w:ilvl w:val="0"/>
+          <w:numId w:val="3"/>
+        </w:numPr>
+        <w:spacing w:line="30" w:lineRule="atLeast"/>
+        <w:rPr>
+          <w:color w:val="auto"/>
+        </w:rPr>
+      </w:pPr>
+      <w:r>
+        <w:rPr>
+          <w:color w:val="auto"/>
+        </w:rPr>
+        <w:lastRenderedPageBreak/>
+        <w:t>Kaggle is the place where I study and train in data skills. Such websites assist in developing my portfolio.</w:t>
+      </w:r>
+    </w:p>
+    <w:p>
+      <w:pPr>
+        <w:pStyle w:val="Default"/>
+        <w:spacing w:line="30" w:lineRule="atLeast"/>
+        <w:ind w:left="720"/>
+        <w:rPr>
+          <w:color w:val="auto"/>
+        </w:rPr>
+      </w:pPr>
+    </w:p>
+    <w:p>
+      <w:pPr>
+        <w:pStyle w:val="Default"/>
+        <w:spacing w:line="30" w:lineRule="atLeast"/>
+        <w:rPr>
+          <w:color w:val="auto"/>
+        </w:rPr>
+      </w:pPr>
+      <w:r>
+        <w:rPr>
+          <w:color w:val="auto"/>
+        </w:rPr>
+        <w:t>Within the four years I will put projects on my GitHub. To improve my LinkedIn profile, I will include achievements. I will also take Kaggle to become more proficient at problems and analysis. This assignment made me understand why it is worth being an online presence, in GitHub, LinkedIn and Kaggle.</w:t>
+      </w:r>
+    </w:p>
+    <w:p>
+      <w:pPr>
+        <w:pStyle w:val="Default"/>
+        <w:spacing w:line="30" w:lineRule="atLeast"/>
+        <w:rPr>
+          <w:color w:val="auto"/>
+        </w:rPr>
+      </w:pPr>
+    </w:p>
+    <w:p>
+      <w:pPr>
+        <w:pStyle w:val="Default"/>
+        <w:spacing w:line="30" w:lineRule="atLeast"/>
+        <w:rPr>
+          <w:color w:val="auto"/>
+        </w:rPr>
+      </w:pPr>
       <w:r>
         <w:rPr>
           <w:rFonts w:ascii="Times New Roman" w:hAnsi="Times New Roman" w:cs="Times New Roman"/>
@@ -667,620 +850,475 @@
           <w:sz w:val="44"/>
           <w:szCs w:val="44"/>
         </w:rPr>
-        <w:t>- Build Your Student Digital Portfolio</w:t>
-      </w:r>
-    </w:p>
-    <w:p>
-      <w:pPr>
-        <w:pStyle w:val="Default"/>
-        <w:spacing w:line="30" w:lineRule="atLeast"/>
-        <w:rPr>
-          <w:color w:val="auto"/>
-        </w:rPr>
-      </w:pPr>
-    </w:p>
-    <w:p>
-      <w:pPr>
-        <w:pStyle w:val="Default"/>
-        <w:spacing w:line="30" w:lineRule="atLeast"/>
-        <w:rPr>
-          <w:color w:val="auto"/>
-        </w:rPr>
-      </w:pPr>
-      <w:r>
-        <w:rPr>
-          <w:color w:val="auto"/>
-        </w:rPr>
-        <w:t>In this task. I Updated my profiles on GitHub, LinkedIn and Kaggle.</w:t>
-      </w:r>
-    </w:p>
-    <w:p>
-      <w:pPr>
-        <w:pStyle w:val="Default"/>
-        <w:spacing w:line="30" w:lineRule="atLeast"/>
-        <w:rPr>
-          <w:color w:val="auto"/>
-        </w:rPr>
-      </w:pPr>
-    </w:p>
-    <w:p>
-      <w:pPr>
-        <w:pStyle w:val="Default"/>
-        <w:numPr>
-          <w:ilvl w:val="0"/>
-          <w:numId w:val="2"/>
-        </w:numPr>
-        <w:spacing w:line="30" w:lineRule="atLeast"/>
-        <w:rPr>
-          <w:color w:val="auto"/>
-        </w:rPr>
-      </w:pPr>
-      <w:r>
-        <w:rPr>
-          <w:color w:val="auto"/>
-        </w:rPr>
-        <w:t>GitHub is where I show my coding projects. I created a profile README to tell people about myself and my skills.</w:t>
-      </w:r>
-    </w:p>
-    <w:p>
-      <w:pPr>
-        <w:pStyle w:val="Default"/>
-        <w:numPr>
-          <w:ilvl w:val="0"/>
-          <w:numId w:val="2"/>
-        </w:numPr>
-        <w:spacing w:line="30" w:lineRule="atLeast"/>
-        <w:rPr>
-          <w:color w:val="auto"/>
-        </w:rPr>
-      </w:pPr>
-      <w:r>
-        <w:rPr>
-          <w:color w:val="auto"/>
-        </w:rPr>
-        <w:t>I use LinkedIn for stuff. I added my education details. Made a basic profile to be online.</w:t>
-      </w:r>
-    </w:p>
-    <w:p>
-      <w:pPr>
-        <w:pStyle w:val="Default"/>
-        <w:spacing w:line="30" w:lineRule="atLeast"/>
-        <w:rPr>
-          <w:color w:val="auto"/>
-        </w:rPr>
-      </w:pPr>
-    </w:p>
-    <w:p>
-      <w:pPr>
-        <w:pStyle w:val="Default"/>
-        <w:numPr>
-          <w:ilvl w:val="0"/>
-          <w:numId w:val="2"/>
-        </w:numPr>
-        <w:spacing w:line="30" w:lineRule="atLeast"/>
-        <w:rPr>
-          <w:color w:val="auto"/>
-        </w:rPr>
-      </w:pPr>
-      <w:r>
-        <w:rPr>
-          <w:color w:val="auto"/>
-        </w:rPr>
-        <w:t>Kaggle is where I learn and practice data skills.</w:t>
-      </w:r>
-    </w:p>
-    <w:p>
-      <w:pPr>
-        <w:pStyle w:val="Default"/>
-        <w:spacing w:line="30" w:lineRule="atLeast"/>
-        <w:rPr>
-          <w:color w:val="auto"/>
-        </w:rPr>
-      </w:pPr>
-    </w:p>
-    <w:p>
-      <w:pPr>
-        <w:pStyle w:val="Default"/>
-        <w:spacing w:line="30" w:lineRule="atLeast"/>
-        <w:rPr>
-          <w:color w:val="auto"/>
-        </w:rPr>
-      </w:pPr>
-      <w:r>
-        <w:rPr>
-          <w:color w:val="auto"/>
-        </w:rPr>
-        <w:t>These platforms help build my portfolio.</w:t>
-      </w:r>
-    </w:p>
-    <w:p>
-      <w:pPr>
-        <w:pStyle w:val="Default"/>
-        <w:spacing w:line="30" w:lineRule="atLeast"/>
-        <w:rPr>
-          <w:color w:val="auto"/>
-        </w:rPr>
-      </w:pPr>
-      <w:r>
-        <w:rPr>
-          <w:color w:val="auto"/>
-        </w:rPr>
-        <w:t>Over the four years I will update my GitHub with projects.</w:t>
-      </w:r>
-    </w:p>
-    <w:p>
-      <w:pPr>
-        <w:pStyle w:val="Default"/>
-        <w:spacing w:line="30" w:lineRule="atLeast"/>
-        <w:rPr>
-          <w:color w:val="auto"/>
-        </w:rPr>
-      </w:pPr>
-      <w:r>
-        <w:rPr>
-          <w:color w:val="auto"/>
-        </w:rPr>
-        <w:lastRenderedPageBreak/>
-        <w:t>I will make my LinkedIn profile better by adding achievements.</w:t>
-      </w:r>
-    </w:p>
-    <w:p>
-      <w:pPr>
-        <w:pStyle w:val="Default"/>
-        <w:spacing w:line="30" w:lineRule="atLeast"/>
-        <w:rPr>
-          <w:color w:val="auto"/>
-        </w:rPr>
-      </w:pPr>
-      <w:r>
-        <w:rPr>
-          <w:color w:val="auto"/>
-        </w:rPr>
-        <w:t xml:space="preserve">I will use Kaggle to get better at solving problems and </w:t>
-      </w:r>
-      <w:r>
-        <w:rPr>
-          <w:color w:val="auto"/>
-        </w:rPr>
-        <w:t>analysing</w:t>
-      </w:r>
-      <w:r>
-        <w:rPr>
-          <w:color w:val="auto"/>
-        </w:rPr>
-        <w:t xml:space="preserve"> things.</w:t>
-      </w:r>
-    </w:p>
-    <w:p>
-      <w:pPr>
-        <w:pStyle w:val="Default"/>
-        <w:spacing w:line="30" w:lineRule="atLeast"/>
-        <w:rPr>
-          <w:color w:val="auto"/>
-        </w:rPr>
-      </w:pPr>
-      <w:r>
-        <w:rPr>
-          <w:color w:val="auto"/>
-        </w:rPr>
-        <w:t xml:space="preserve">This task helped me see why </w:t>
+        <w:t>Task 3 - Explore Coding &amp; Collaboration Platforms</w:t>
+      </w:r>
+    </w:p>
+    <w:p>
+      <w:pPr>
+        <w:pStyle w:val="Default"/>
+        <w:spacing w:line="30" w:lineRule="atLeast"/>
+        <w:rPr>
+          <w:color w:val="auto"/>
+        </w:rPr>
+      </w:pPr>
+      <w:r>
+        <w:rPr>
+          <w:color w:val="auto"/>
+        </w:rPr>
+        <w:t>I</w:t>
+      </w:r>
+      <w:r>
+        <w:rPr>
+          <w:color w:val="auto"/>
+        </w:rPr>
+        <w:t>n this</w:t>
+      </w:r>
+      <w:r>
+        <w:rPr>
+          <w:color w:val="auto"/>
+        </w:rPr>
+        <w:t xml:space="preserve"> part of the </w:t>
+      </w:r>
+      <w:r>
+        <w:rPr>
+          <w:color w:val="auto"/>
+        </w:rPr>
+        <w:t>assignment</w:t>
+      </w:r>
+      <w:r>
+        <w:rPr>
+          <w:color w:val="auto"/>
+        </w:rPr>
+        <w:t>,</w:t>
+      </w:r>
+      <w:r>
+        <w:rPr>
+          <w:color w:val="auto"/>
+        </w:rPr>
+        <w:t xml:space="preserve"> I researched on tools of coding and collaboration. I completed an </w:t>
+      </w:r>
+      <w:proofErr w:type="spellStart"/>
+      <w:r>
+        <w:rPr>
+          <w:color w:val="auto"/>
+        </w:rPr>
+        <w:t>HackerRank</w:t>
+      </w:r>
+      <w:proofErr w:type="spellEnd"/>
+      <w:r>
+        <w:rPr>
+          <w:color w:val="auto"/>
+        </w:rPr>
+        <w:t xml:space="preserve"> certification of Python Basics. I have solved puzzles</w:t>
+      </w:r>
+      <w:r>
+        <w:rPr>
+          <w:color w:val="auto"/>
+        </w:rPr>
+        <w:t xml:space="preserve"> and gave a certification exam</w:t>
+      </w:r>
+      <w:r>
+        <w:rPr>
+          <w:color w:val="auto"/>
+        </w:rPr>
+        <w:t xml:space="preserve"> on </w:t>
       </w:r>
       <w:proofErr w:type="gramStart"/>
       <w:r>
         <w:rPr>
           <w:color w:val="auto"/>
         </w:rPr>
-        <w:t>it's</w:t>
+        <w:t>object oriented</w:t>
       </w:r>
       <w:proofErr w:type="gramEnd"/>
       <w:r>
         <w:rPr>
           <w:color w:val="auto"/>
         </w:rPr>
-        <w:t xml:space="preserve"> important to have an online presence, on GitHub, LinkedIn and Kaggle.</w:t>
-      </w:r>
-    </w:p>
-    <w:p>
-      <w:pPr>
-        <w:pStyle w:val="Default"/>
-        <w:spacing w:line="30" w:lineRule="atLeast"/>
-        <w:rPr>
-          <w:color w:val="auto"/>
-        </w:rPr>
-      </w:pPr>
-    </w:p>
-    <w:p>
-      <w:pPr>
-        <w:pStyle w:val="Default"/>
-        <w:spacing w:line="30" w:lineRule="atLeast"/>
-        <w:rPr>
-          <w:color w:val="auto"/>
-        </w:rPr>
-      </w:pPr>
-      <w:r>
+        <w:t xml:space="preserve"> computer programming and string transformation. This assisted me to become more ad</w:t>
+      </w:r>
+      <w:r>
+        <w:rPr>
+          <w:color w:val="auto"/>
+        </w:rPr>
+        <w:t>a</w:t>
+      </w:r>
+      <w:r>
+        <w:rPr>
+          <w:color w:val="auto"/>
+        </w:rPr>
+        <w:t>pt at coding and logical thinking.</w:t>
+      </w:r>
+    </w:p>
+    <w:p>
+      <w:pPr>
+        <w:pStyle w:val="Default"/>
+        <w:spacing w:line="30" w:lineRule="atLeast"/>
+        <w:rPr>
+          <w:color w:val="auto"/>
+        </w:rPr>
+      </w:pPr>
+      <w:r>
+        <w:rPr>
+          <w:color w:val="auto"/>
+        </w:rPr>
+        <w:t xml:space="preserve">I </w:t>
+      </w:r>
+      <w:r>
+        <w:rPr>
+          <w:color w:val="auto"/>
+        </w:rPr>
+        <w:t xml:space="preserve">also </w:t>
+      </w:r>
+      <w:r>
+        <w:rPr>
+          <w:color w:val="auto"/>
+        </w:rPr>
+        <w:t>created a Google Form that I named Digital</w:t>
+      </w:r>
+      <w:r>
+        <w:rPr>
+          <w:color w:val="auto"/>
+        </w:rPr>
+        <w:t xml:space="preserve"> </w:t>
+      </w:r>
+      <w:r>
+        <w:rPr>
+          <w:color w:val="auto"/>
+        </w:rPr>
+        <w:t xml:space="preserve">literacy Awareness Quiz. It had five questions. They were some </w:t>
+      </w:r>
+      <w:proofErr w:type="gramStart"/>
+      <w:r>
+        <w:rPr>
+          <w:color w:val="auto"/>
+        </w:rPr>
+        <w:t>choice</w:t>
+      </w:r>
+      <w:proofErr w:type="gramEnd"/>
+      <w:r>
+        <w:rPr>
+          <w:color w:val="auto"/>
+        </w:rPr>
+        <w:t xml:space="preserve"> and some short answers. They put in test digital literacy knowledge. I created a connected Google spreadsheet to get responses as well. </w:t>
+      </w:r>
+    </w:p>
+    <w:p>
+      <w:pPr>
+        <w:pStyle w:val="Default"/>
+        <w:spacing w:line="30" w:lineRule="atLeast"/>
+        <w:rPr>
+          <w:color w:val="auto"/>
+        </w:rPr>
+      </w:pPr>
+      <w:r>
+        <w:rPr>
+          <w:color w:val="auto"/>
+        </w:rPr>
+        <w:t xml:space="preserve">These are useful learning tools as well as collaboration tools. </w:t>
+      </w:r>
+      <w:proofErr w:type="spellStart"/>
+      <w:r>
+        <w:rPr>
+          <w:color w:val="auto"/>
+        </w:rPr>
+        <w:t>HackerRank</w:t>
+      </w:r>
+      <w:proofErr w:type="spellEnd"/>
+      <w:r>
+        <w:rPr>
+          <w:color w:val="auto"/>
+        </w:rPr>
+        <w:t xml:space="preserve"> enhances coding</w:t>
+      </w:r>
+      <w:r>
+        <w:rPr>
+          <w:color w:val="auto"/>
+        </w:rPr>
+        <w:t xml:space="preserve"> learning and programming certification</w:t>
+      </w:r>
+      <w:r>
+        <w:rPr>
+          <w:color w:val="auto"/>
+        </w:rPr>
+        <w:t>.</w:t>
+      </w:r>
+      <w:r>
+        <w:rPr>
+          <w:color w:val="auto"/>
+        </w:rPr>
+        <w:t xml:space="preserve"> And g</w:t>
+      </w:r>
+      <w:r>
+        <w:rPr>
+          <w:color w:val="auto"/>
+        </w:rPr>
+        <w:t>oogle forms will be good (in the case of quizzes and statistics gathering). This assignment enabled me to understand the use of these platforms in learning.</w:t>
+      </w:r>
+    </w:p>
+    <w:p>
+      <w:pPr>
+        <w:pStyle w:val="Default"/>
+        <w:spacing w:line="30" w:lineRule="atLeast"/>
         <w:rPr>
           <w:rFonts w:ascii="Times New Roman" w:hAnsi="Times New Roman" w:cs="Times New Roman"/>
           <w:color w:val="auto"/>
           <w:sz w:val="44"/>
           <w:szCs w:val="44"/>
         </w:rPr>
-        <w:t>Task 3 - Explore Coding &amp; Collaboration Platforms</w:t>
-      </w:r>
-    </w:p>
-    <w:p>
-      <w:pPr>
-        <w:pStyle w:val="Default"/>
-        <w:spacing w:line="30" w:lineRule="atLeast"/>
-        <w:rPr>
-          <w:color w:val="auto"/>
-        </w:rPr>
-      </w:pPr>
-      <w:r>
-        <w:rPr>
-          <w:color w:val="auto"/>
-        </w:rPr>
-        <w:t xml:space="preserve">For this task I </w:t>
-      </w:r>
-      <w:proofErr w:type="gramStart"/>
-      <w:r>
-        <w:rPr>
-          <w:color w:val="auto"/>
-        </w:rPr>
-        <w:t>looked into</w:t>
-      </w:r>
-      <w:proofErr w:type="gramEnd"/>
-      <w:r>
-        <w:rPr>
-          <w:color w:val="auto"/>
-        </w:rPr>
-        <w:t xml:space="preserve"> coding and collaboration tools. I finished the Python Basics certification on </w:t>
-      </w:r>
-      <w:proofErr w:type="spellStart"/>
-      <w:r>
-        <w:rPr>
-          <w:color w:val="auto"/>
-        </w:rPr>
-        <w:t>HackerRank</w:t>
-      </w:r>
-      <w:proofErr w:type="spellEnd"/>
-      <w:r>
-        <w:rPr>
-          <w:color w:val="auto"/>
-        </w:rPr>
-        <w:t>. I solved problems on object-oriented programming and string transformation. This helped me get better at programming and logical thinking.</w:t>
-      </w:r>
-    </w:p>
-    <w:p>
-      <w:pPr>
-        <w:pStyle w:val="Default"/>
-        <w:spacing w:line="30" w:lineRule="atLeast"/>
-        <w:rPr>
-          <w:color w:val="auto"/>
-        </w:rPr>
-      </w:pPr>
-    </w:p>
-    <w:p>
-      <w:pPr>
-        <w:pStyle w:val="Default"/>
-        <w:spacing w:line="30" w:lineRule="atLeast"/>
-        <w:rPr>
-          <w:color w:val="auto"/>
-        </w:rPr>
-      </w:pPr>
-      <w:r>
-        <w:rPr>
-          <w:color w:val="auto"/>
-        </w:rPr>
-        <w:t>I made a Google Form called "Digital Literacy Awareness Quiz". It had five questions. Some were choice and some were short answers. They tested digital literacy knowledge. I also made a linked Google Sheet to collect answers.</w:t>
-      </w:r>
-    </w:p>
-    <w:p>
-      <w:pPr>
-        <w:pStyle w:val="Default"/>
-        <w:spacing w:line="30" w:lineRule="atLeast"/>
-        <w:rPr>
-          <w:color w:val="auto"/>
-        </w:rPr>
-      </w:pPr>
-    </w:p>
-    <w:p>
-      <w:pPr>
-        <w:pStyle w:val="Default"/>
-        <w:spacing w:line="30" w:lineRule="atLeast"/>
-        <w:rPr>
-          <w:color w:val="auto"/>
-        </w:rPr>
-      </w:pPr>
-      <w:r>
-        <w:rPr>
-          <w:color w:val="auto"/>
-        </w:rPr>
-        <w:t xml:space="preserve">These tools are helpful for learning and working together. </w:t>
-      </w:r>
-      <w:proofErr w:type="spellStart"/>
-      <w:r>
-        <w:rPr>
-          <w:color w:val="auto"/>
-        </w:rPr>
-        <w:t>HackerRank</w:t>
-      </w:r>
-      <w:proofErr w:type="spellEnd"/>
-      <w:r>
-        <w:rPr>
-          <w:color w:val="auto"/>
-        </w:rPr>
-        <w:t xml:space="preserve"> improves coding skills. Google Forms is good, for quizzes and collecting data. This task showed me how these platforms can help me learn.</w:t>
-      </w:r>
-    </w:p>
-    <w:p>
-      <w:pPr>
-        <w:pStyle w:val="Default"/>
-        <w:spacing w:line="30" w:lineRule="atLeast"/>
-        <w:rPr>
-          <w:color w:val="auto"/>
-        </w:rPr>
-      </w:pPr>
-    </w:p>
-    <w:p>
-      <w:pPr>
-        <w:pStyle w:val="Default"/>
-        <w:spacing w:line="30" w:lineRule="atLeast"/>
+      </w:pPr>
+      <w:r>
         <w:rPr>
           <w:rFonts w:ascii="Times New Roman" w:hAnsi="Times New Roman" w:cs="Times New Roman"/>
           <w:color w:val="auto"/>
           <w:sz w:val="44"/>
           <w:szCs w:val="44"/>
         </w:rPr>
-      </w:pPr>
-      <w:r>
-        <w:rPr>
-          <w:rFonts w:ascii="Times New Roman" w:hAnsi="Times New Roman" w:cs="Times New Roman"/>
+        <w:t>Task 4 - Draft a Professional Email &amp; Etiquette Guide</w:t>
+      </w:r>
+    </w:p>
+    <w:p>
+      <w:pPr>
+        <w:pStyle w:val="Default"/>
+        <w:spacing w:line="30" w:lineRule="atLeast"/>
+        <w:rPr>
+          <w:color w:val="auto"/>
+        </w:rPr>
+      </w:pPr>
+      <w:r>
+        <w:rPr>
+          <w:color w:val="auto"/>
+        </w:rPr>
+        <w:t>I was working on a task about email communication. I had to write two emails one email was to a professor asking for some time to do something. The other email was to someone who helps with internships. I told them I am interested in working with the internship people.</w:t>
+      </w:r>
+    </w:p>
+    <w:p>
+      <w:pPr>
+        <w:pStyle w:val="Default"/>
+        <w:spacing w:line="30" w:lineRule="atLeast"/>
+        <w:rPr>
+          <w:color w:val="auto"/>
+        </w:rPr>
+      </w:pPr>
+    </w:p>
+    <w:p>
+      <w:pPr>
+        <w:pStyle w:val="Default"/>
+        <w:spacing w:line="30" w:lineRule="atLeast"/>
+        <w:rPr>
+          <w:color w:val="auto"/>
+        </w:rPr>
+      </w:pPr>
+      <w:r>
+        <w:rPr>
+          <w:color w:val="auto"/>
+        </w:rPr>
+        <w:t xml:space="preserve">I learned that it is </w:t>
+      </w:r>
+      <w:proofErr w:type="gramStart"/>
+      <w:r>
+        <w:rPr>
+          <w:color w:val="auto"/>
+        </w:rPr>
+        <w:t>really important</w:t>
+      </w:r>
+      <w:proofErr w:type="gramEnd"/>
+      <w:r>
+        <w:rPr>
+          <w:color w:val="auto"/>
+        </w:rPr>
+        <w:t xml:space="preserve"> to use a line in my email and be respectful. My email needs to be easy to understand so the person reading it knows what I want.</w:t>
+      </w:r>
+    </w:p>
+    <w:p>
+      <w:pPr>
+        <w:pStyle w:val="Default"/>
+        <w:spacing w:line="30" w:lineRule="atLeast"/>
+        <w:rPr>
+          <w:color w:val="auto"/>
+        </w:rPr>
+      </w:pPr>
+    </w:p>
+    <w:p>
+      <w:pPr>
+        <w:pStyle w:val="Default"/>
+        <w:spacing w:line="30" w:lineRule="atLeast"/>
+        <w:rPr>
+          <w:color w:val="auto"/>
+        </w:rPr>
+      </w:pPr>
+      <w:r>
+        <w:rPr>
+          <w:color w:val="auto"/>
+        </w:rPr>
+        <w:t xml:space="preserve">I made a list of things to do. Things not to do on social media. I found out that email communication is very important because mistakes when talking to people online can cause problems. Email communication is something I need to be good at when </w:t>
+      </w:r>
+      <w:proofErr w:type="gramStart"/>
+      <w:r>
+        <w:rPr>
+          <w:color w:val="auto"/>
+        </w:rPr>
+        <w:t>I'm</w:t>
+      </w:r>
+      <w:proofErr w:type="gramEnd"/>
+      <w:r>
+        <w:rPr>
+          <w:color w:val="auto"/>
+        </w:rPr>
+        <w:t xml:space="preserve"> using computers and phones. It is important at school and at work because people use email communication a lot. I need to be careful when I communicate with people online, through email communication.</w:t>
+      </w:r>
+    </w:p>
+    <w:p>
+      <w:pPr>
+        <w:pStyle w:val="Default"/>
+        <w:spacing w:line="30" w:lineRule="atLeast"/>
+        <w:rPr>
+          <w:rFonts w:ascii="Baskerville Old Face" w:hAnsi="Baskerville Old Face" w:cstheme="minorBidi"/>
           <w:color w:val="auto"/>
           <w:sz w:val="44"/>
           <w:szCs w:val="44"/>
         </w:rPr>
-        <w:t>Task 4 - Draft a Professional Email &amp; Etiquette Guide</w:t>
-      </w:r>
-    </w:p>
-    <w:p>
-      <w:pPr>
-        <w:pStyle w:val="Default"/>
-        <w:spacing w:line="30" w:lineRule="atLeast"/>
-        <w:rPr>
-          <w:color w:val="auto"/>
-        </w:rPr>
-      </w:pPr>
-      <w:r>
-        <w:rPr>
-          <w:color w:val="auto"/>
-        </w:rPr>
-        <w:t>I was working on a task about email communication. I had to write two emails one email was to a professor asking for some time to do something. The other email was to someone who helps with internships. I told them I am interested in working with the internship people.</w:t>
-      </w:r>
-    </w:p>
-    <w:p>
-      <w:pPr>
-        <w:pStyle w:val="Default"/>
-        <w:spacing w:line="30" w:lineRule="atLeast"/>
-        <w:rPr>
-          <w:color w:val="auto"/>
-        </w:rPr>
-      </w:pPr>
-    </w:p>
-    <w:p>
-      <w:pPr>
-        <w:pStyle w:val="Default"/>
-        <w:spacing w:line="30" w:lineRule="atLeast"/>
-        <w:rPr>
-          <w:color w:val="auto"/>
-        </w:rPr>
-      </w:pPr>
-      <w:r>
-        <w:rPr>
-          <w:color w:val="auto"/>
-        </w:rPr>
-        <w:t xml:space="preserve">I learned that it is </w:t>
-      </w:r>
-      <w:proofErr w:type="gramStart"/>
-      <w:r>
-        <w:rPr>
-          <w:color w:val="auto"/>
-        </w:rPr>
-        <w:t>really important</w:t>
-      </w:r>
-      <w:proofErr w:type="gramEnd"/>
-      <w:r>
-        <w:rPr>
-          <w:color w:val="auto"/>
-        </w:rPr>
-        <w:t xml:space="preserve"> to use a line in my email and be respectful. My email needs to be easy to understand so the person reading it knows what I want.</w:t>
-      </w:r>
-    </w:p>
-    <w:p>
-      <w:pPr>
-        <w:pStyle w:val="Default"/>
-        <w:spacing w:line="30" w:lineRule="atLeast"/>
-        <w:rPr>
-          <w:color w:val="auto"/>
-        </w:rPr>
-      </w:pPr>
-    </w:p>
-    <w:p>
-      <w:pPr>
-        <w:pStyle w:val="Default"/>
-        <w:spacing w:line="30" w:lineRule="atLeast"/>
-        <w:rPr>
-          <w:color w:val="auto"/>
-        </w:rPr>
-      </w:pPr>
-      <w:r>
-        <w:rPr>
-          <w:color w:val="auto"/>
-        </w:rPr>
-        <w:t xml:space="preserve">I made a list of things to do. Things not to do on social media. I found out that email communication is very important because mistakes when talking to people online can cause problems. Email communication is something I need to be good at when </w:t>
-      </w:r>
-      <w:proofErr w:type="gramStart"/>
-      <w:r>
-        <w:rPr>
-          <w:color w:val="auto"/>
-        </w:rPr>
-        <w:t>I'm</w:t>
-      </w:r>
-      <w:proofErr w:type="gramEnd"/>
-      <w:r>
-        <w:rPr>
-          <w:color w:val="auto"/>
-        </w:rPr>
-        <w:t xml:space="preserve"> using computers and phones. It is important at school and at work because people use email communication a lot. I need to be careful when I communicate with people online, through email communication.</w:t>
-      </w:r>
-    </w:p>
-    <w:p>
-      <w:pPr>
-        <w:pStyle w:val="Default"/>
-        <w:spacing w:line="30" w:lineRule="atLeast"/>
-        <w:rPr>
-          <w:rFonts w:ascii="Baskerville Old Face" w:hAnsi="Baskerville Old Face" w:cstheme="minorBidi"/>
+      </w:pPr>
+    </w:p>
+    <w:p>
+      <w:pPr>
+        <w:pStyle w:val="Default"/>
+        <w:spacing w:line="30" w:lineRule="atLeast"/>
+        <w:rPr>
+          <w:rFonts w:ascii="Times New Roman" w:hAnsi="Times New Roman" w:cs="Times New Roman"/>
           <w:color w:val="auto"/>
           <w:sz w:val="44"/>
           <w:szCs w:val="44"/>
         </w:rPr>
       </w:pPr>
-    </w:p>
-    <w:p>
-      <w:pPr>
-        <w:pStyle w:val="Default"/>
-        <w:spacing w:line="30" w:lineRule="atLeast"/>
+      <w:r>
         <w:rPr>
           <w:rFonts w:ascii="Times New Roman" w:hAnsi="Times New Roman" w:cs="Times New Roman"/>
           <w:color w:val="auto"/>
           <w:sz w:val="44"/>
           <w:szCs w:val="44"/>
         </w:rPr>
-      </w:pPr>
-      <w:r>
+        <w:t>Task 5 - Cybercrime Awareness Case Study &amp; Prevention Guide</w:t>
+      </w:r>
+    </w:p>
+    <w:p>
+      <w:pPr>
+        <w:pStyle w:val="Default"/>
+        <w:spacing w:line="30" w:lineRule="atLeast"/>
+        <w:rPr>
+          <w:sz w:val="27"/>
+          <w:szCs w:val="27"/>
+        </w:rPr>
+      </w:pPr>
+      <w:r>
+        <w:rPr>
+          <w:color w:val="auto"/>
+        </w:rPr>
+        <w:t xml:space="preserve">When </w:t>
+      </w:r>
+      <w:r>
+        <w:rPr>
+          <w:color w:val="auto"/>
+        </w:rPr>
+        <w:t xml:space="preserve">I was doing this task. I found out about UPI fraud. Cheating people is so simple. Most people waste their money due to lack of information on the way </w:t>
+      </w:r>
+      <w:r>
+        <w:rPr>
+          <w:color w:val="auto"/>
+        </w:rPr>
+        <w:lastRenderedPageBreak/>
+        <w:t xml:space="preserve">payment requests can </w:t>
+      </w:r>
+      <w:proofErr w:type="gramStart"/>
+      <w:r>
+        <w:rPr>
+          <w:color w:val="auto"/>
+        </w:rPr>
+        <w:t>be carried</w:t>
+      </w:r>
+      <w:proofErr w:type="gramEnd"/>
+      <w:r>
+        <w:rPr>
+          <w:color w:val="auto"/>
+        </w:rPr>
+        <w:t xml:space="preserve"> out. </w:t>
+      </w:r>
+      <w:r>
+        <w:rPr>
+          <w:color w:val="auto"/>
+        </w:rPr>
+        <w:t xml:space="preserve">I now </w:t>
+      </w:r>
+      <w:r>
+        <w:rPr>
+          <w:color w:val="auto"/>
+        </w:rPr>
+        <w:t xml:space="preserve">use of payment platforms more cautious. This is one of the things that I will do differently; I will never accept payment requests without scrutinizing them. I will also </w:t>
+      </w:r>
+      <w:proofErr w:type="gramStart"/>
+      <w:r>
+        <w:rPr>
+          <w:color w:val="auto"/>
+        </w:rPr>
+        <w:t>make an effort</w:t>
+      </w:r>
+      <w:proofErr w:type="gramEnd"/>
+      <w:r>
+        <w:rPr>
+          <w:color w:val="auto"/>
+        </w:rPr>
+        <w:t xml:space="preserve"> not to use links that I am not familiar with. </w:t>
+      </w:r>
+      <w:proofErr w:type="spellStart"/>
+      <w:r>
+        <w:rPr>
+          <w:color w:val="auto"/>
+        </w:rPr>
+        <w:t>Upi</w:t>
+      </w:r>
+      <w:proofErr w:type="spellEnd"/>
+      <w:r>
+        <w:rPr>
+          <w:color w:val="auto"/>
+        </w:rPr>
+        <w:t xml:space="preserve"> fraud is an issue and we should be cautious. This exercise helped to realize that I need to be cautious and accountable when utilizing platforms, such as UPI.</w:t>
+      </w:r>
+      <w:r>
+        <w:rPr>
+          <w:sz w:val="27"/>
+          <w:szCs w:val="27"/>
+        </w:rPr>
+        <w:t xml:space="preserve"> </w:t>
+      </w:r>
+    </w:p>
+    <w:p>
+      <w:pPr>
+        <w:pStyle w:val="Default"/>
+        <w:spacing w:line="30" w:lineRule="atLeast"/>
+        <w:rPr>
+          <w:sz w:val="27"/>
+          <w:szCs w:val="27"/>
+        </w:rPr>
+      </w:pPr>
+    </w:p>
+    <w:p>
+      <w:pPr>
+        <w:pStyle w:val="Default"/>
+        <w:spacing w:line="30" w:lineRule="atLeast"/>
         <w:rPr>
           <w:rFonts w:ascii="Times New Roman" w:hAnsi="Times New Roman" w:cs="Times New Roman"/>
           <w:color w:val="auto"/>
           <w:sz w:val="44"/>
           <w:szCs w:val="44"/>
         </w:rPr>
-        <w:t>Task 5 - Cybercrime Awareness Case Study &amp; Prevention Guide</w:t>
-      </w:r>
-    </w:p>
-    <w:p>
-      <w:pPr>
-        <w:pStyle w:val="Default"/>
-        <w:spacing w:line="30" w:lineRule="atLeast"/>
-        <w:rPr>
-          <w:color w:val="auto"/>
-        </w:rPr>
-      </w:pPr>
-      <w:r>
-        <w:rPr>
-          <w:color w:val="auto"/>
-        </w:rPr>
-        <w:t xml:space="preserve">I was doing this task. I found out about UPI fraud. It is </w:t>
-      </w:r>
-      <w:proofErr w:type="gramStart"/>
-      <w:r>
-        <w:rPr>
-          <w:color w:val="auto"/>
-        </w:rPr>
-        <w:t>really easy</w:t>
-      </w:r>
-      <w:proofErr w:type="gramEnd"/>
-      <w:r>
-        <w:rPr>
-          <w:color w:val="auto"/>
-        </w:rPr>
-        <w:t xml:space="preserve"> for people to get cheated. Many people lose their money because they do not know how payment requests work.</w:t>
-      </w:r>
-    </w:p>
-    <w:p>
-      <w:pPr>
-        <w:pStyle w:val="Default"/>
-        <w:spacing w:line="30" w:lineRule="atLeast"/>
-        <w:rPr>
-          <w:color w:val="auto"/>
-        </w:rPr>
-      </w:pPr>
-    </w:p>
-    <w:p>
-      <w:pPr>
-        <w:pStyle w:val="Default"/>
-        <w:spacing w:line="30" w:lineRule="atLeast"/>
-        <w:rPr>
-          <w:color w:val="auto"/>
-        </w:rPr>
-      </w:pPr>
-      <w:r>
-        <w:rPr>
-          <w:color w:val="auto"/>
-        </w:rPr>
-        <w:t xml:space="preserve">I will be more careful when I use payment platforms now. One thing I will do differently is I will always check payment requests carefully before I accept them. I </w:t>
-      </w:r>
-      <w:r>
-        <w:rPr>
-          <w:color w:val="auto"/>
-        </w:rPr>
-        <w:lastRenderedPageBreak/>
-        <w:t xml:space="preserve">will also try not to click on links that I do not know. UPI fraud is a problem and we </w:t>
-      </w:r>
-      <w:proofErr w:type="gramStart"/>
-      <w:r>
-        <w:rPr>
-          <w:color w:val="auto"/>
-        </w:rPr>
-        <w:t>have to</w:t>
-      </w:r>
-      <w:proofErr w:type="gramEnd"/>
-      <w:r>
-        <w:rPr>
-          <w:color w:val="auto"/>
-        </w:rPr>
-        <w:t xml:space="preserve"> be careful. This task taught me that I </w:t>
-      </w:r>
-      <w:proofErr w:type="gramStart"/>
-      <w:r>
-        <w:rPr>
-          <w:color w:val="auto"/>
-        </w:rPr>
-        <w:t>have to</w:t>
-      </w:r>
-      <w:proofErr w:type="gramEnd"/>
-      <w:r>
-        <w:rPr>
-          <w:color w:val="auto"/>
-        </w:rPr>
-        <w:t xml:space="preserve"> be careful and responsible when I use platforms, like UPI.</w:t>
-      </w:r>
-    </w:p>
-    <w:p>
-      <w:pPr>
-        <w:pStyle w:val="Default"/>
-        <w:spacing w:line="30" w:lineRule="atLeast"/>
-        <w:rPr>
-          <w:color w:val="auto"/>
-        </w:rPr>
-      </w:pPr>
-    </w:p>
-    <w:p>
-      <w:pPr>
-        <w:pStyle w:val="Default"/>
-        <w:spacing w:line="30" w:lineRule="atLeast"/>
+      </w:pPr>
+      <w:r>
         <w:rPr>
           <w:rFonts w:ascii="Times New Roman" w:hAnsi="Times New Roman" w:cs="Times New Roman"/>
           <w:color w:val="auto"/>
           <w:sz w:val="44"/>
           <w:szCs w:val="44"/>
         </w:rPr>
-      </w:pPr>
-      <w:r>
-        <w:rPr>
-          <w:rFonts w:ascii="Times New Roman" w:hAnsi="Times New Roman" w:cs="Times New Roman"/>
-          <w:color w:val="auto"/>
-          <w:sz w:val="44"/>
-          <w:szCs w:val="44"/>
-        </w:rPr>
         <w:t>Conclusion</w:t>
       </w:r>
     </w:p>
@@ -1296,97 +1334,98 @@
         <w:rPr>
           <w:color w:val="auto"/>
         </w:rPr>
-        <w:t xml:space="preserve">This project was </w:t>
+        <w:t>The project was so fruitful to me since I gained a lot concerning Digital literacy. The subject of the project was literacy. I believe literacy plays a super-important role in our lives. Examples include myself becoming more ad</w:t>
+      </w:r>
+      <w:r>
+        <w:rPr>
+          <w:color w:val="auto"/>
+        </w:rPr>
+        <w:t>a</w:t>
+      </w:r>
+      <w:r>
+        <w:rPr>
+          <w:color w:val="auto"/>
+        </w:rPr>
+        <w:t xml:space="preserve">pt at computer applications and making my online </w:t>
+      </w:r>
+      <w:proofErr w:type="spellStart"/>
+      <w:r>
+        <w:rPr>
+          <w:color w:val="auto"/>
+        </w:rPr>
+        <w:t>self</w:t>
+      </w:r>
+      <w:r>
+        <w:rPr>
+          <w:color w:val="auto"/>
+        </w:rPr>
+        <w:t xml:space="preserve"> </w:t>
+      </w:r>
+      <w:r>
+        <w:rPr>
+          <w:color w:val="auto"/>
+        </w:rPr>
+        <w:t>attractive</w:t>
+      </w:r>
+      <w:proofErr w:type="spellEnd"/>
+      <w:r>
+        <w:rPr>
+          <w:color w:val="auto"/>
+        </w:rPr>
+        <w:t>. I also knew how to converse with people in a manner when I am online.</w:t>
+      </w:r>
+    </w:p>
+    <w:p>
+      <w:pPr>
+        <w:pStyle w:val="Default"/>
+        <w:spacing w:line="30" w:lineRule="atLeast"/>
+        <w:rPr>
+          <w:color w:val="auto"/>
+        </w:rPr>
+      </w:pPr>
+    </w:p>
+    <w:p>
+      <w:pPr>
+        <w:pStyle w:val="Default"/>
+        <w:spacing w:line="30" w:lineRule="atLeast"/>
+        <w:rPr>
+          <w:color w:val="auto"/>
+        </w:rPr>
+      </w:pPr>
+      <w:r>
+        <w:rPr>
+          <w:color w:val="auto"/>
+        </w:rPr>
+        <w:t>I learned about safety too. I learned the whole thing that happens over the internet. The project instructed me on the significance of literacy and safety.</w:t>
+      </w:r>
+    </w:p>
+    <w:p>
+      <w:pPr>
+        <w:pStyle w:val="Default"/>
+        <w:spacing w:line="30" w:lineRule="atLeast"/>
+        <w:rPr>
+          <w:color w:val="auto"/>
+        </w:rPr>
+      </w:pPr>
+      <w:r>
+        <w:rPr>
+          <w:color w:val="auto"/>
+        </w:rPr>
+        <w:t xml:space="preserve">The project enabled me to make better use of computers. It taught me that whenever using computers I </w:t>
       </w:r>
       <w:proofErr w:type="gramStart"/>
       <w:r>
         <w:rPr>
           <w:color w:val="auto"/>
         </w:rPr>
-        <w:t>really helpful</w:t>
+        <w:t>have to</w:t>
       </w:r>
       <w:proofErr w:type="gramEnd"/>
       <w:r>
         <w:rPr>
           <w:color w:val="auto"/>
         </w:rPr>
-        <w:t xml:space="preserve"> to me because I learned a lot about literacy. The project was about literacy. I think literacy is super important in our lives. For </w:t>
-      </w:r>
-      <w:proofErr w:type="gramStart"/>
-      <w:r>
-        <w:rPr>
-          <w:color w:val="auto"/>
-        </w:rPr>
-        <w:t>example</w:t>
-      </w:r>
-      <w:proofErr w:type="gramEnd"/>
-      <w:r>
-        <w:rPr>
-          <w:color w:val="auto"/>
-        </w:rPr>
-        <w:t xml:space="preserve"> I got better at using computer tools and making my online presence look good. I also learned how to talk to people in a way when I am online.</w:t>
-      </w:r>
-    </w:p>
-    <w:p>
-      <w:pPr>
-        <w:pStyle w:val="Default"/>
-        <w:spacing w:line="30" w:lineRule="atLeast"/>
-        <w:rPr>
-          <w:color w:val="auto"/>
-        </w:rPr>
-      </w:pPr>
-    </w:p>
-    <w:p>
-      <w:pPr>
-        <w:pStyle w:val="Default"/>
-        <w:spacing w:line="30" w:lineRule="atLeast"/>
-        <w:rPr>
-          <w:color w:val="auto"/>
-        </w:rPr>
-      </w:pPr>
-      <w:r>
-        <w:rPr>
-          <w:color w:val="auto"/>
-        </w:rPr>
-        <w:t>I learned about safety too. I found out about the things that can happen on the internet. The project taught me about the importance of literacy and safety.</w:t>
-      </w:r>
-    </w:p>
-    <w:p>
-      <w:pPr>
-        <w:pStyle w:val="Default"/>
-        <w:spacing w:line="30" w:lineRule="atLeast"/>
-        <w:rPr>
-          <w:color w:val="auto"/>
-        </w:rPr>
-      </w:pPr>
-    </w:p>
-    <w:p>
-      <w:pPr>
-        <w:pStyle w:val="Default"/>
-        <w:spacing w:line="30" w:lineRule="atLeast"/>
-        <w:rPr>
-          <w:color w:val="auto"/>
-        </w:rPr>
-      </w:pPr>
-      <w:r>
-        <w:rPr>
-          <w:color w:val="auto"/>
-        </w:rPr>
-        <w:t xml:space="preserve">The project helped me use computers better. It taught me to be responsible when I am using computers. I learned things about literacy from this project. Literacy will help me when I am studying and when I have a job. Literacy is </w:t>
-      </w:r>
-      <w:proofErr w:type="gramStart"/>
-      <w:r>
-        <w:rPr>
-          <w:color w:val="auto"/>
-        </w:rPr>
-        <w:t>really important</w:t>
-      </w:r>
-      <w:proofErr w:type="gramEnd"/>
-      <w:r>
-        <w:rPr>
-          <w:color w:val="auto"/>
-        </w:rPr>
-        <w:t xml:space="preserve"> for my future because literacy is the key, to success.</w:t>
+        <w:t xml:space="preserve"> be responsible. This project taught me things concerning literacy. Literacy will support me on the one hand, during my studies and on the other hand, during the employment. Literacy is indeed significant in my future since literacy is the key, to success.</w:t>
       </w:r>
     </w:p>
     <w:p>
@@ -1834,11 +1873,127 @@
       </w:rPr>
     </w:lvl>
   </w:abstractNum>
+  <w:abstractNum w:abstractNumId="2" w15:restartNumberingAfterBreak="0">
+    <w:nsid w:val="7D032004"/>
+    <w:multiLevelType w:val="hybridMultilevel"/>
+    <w:tmpl w:val="E640D1EE"/>
+    <w:lvl w:ilvl="0" w:tplc="40090001">
+      <w:start w:val="1"/>
+      <w:numFmt w:val="bullet"/>
+      <w:lvlText w:val=""/>
+      <w:lvlJc w:val="left"/>
+      <w:pPr>
+        <w:ind w:left="720" w:hanging="360"/>
+      </w:pPr>
+      <w:rPr>
+        <w:rFonts w:ascii="Symbol" w:hAnsi="Symbol" w:hint="default"/>
+      </w:rPr>
+    </w:lvl>
+    <w:lvl w:ilvl="1" w:tplc="40090003" w:tentative="1">
+      <w:start w:val="1"/>
+      <w:numFmt w:val="bullet"/>
+      <w:lvlText w:val="o"/>
+      <w:lvlJc w:val="left"/>
+      <w:pPr>
+        <w:ind w:left="1440" w:hanging="360"/>
+      </w:pPr>
+      <w:rPr>
+        <w:rFonts w:ascii="Courier New" w:hAnsi="Courier New" w:cs="Courier New" w:hint="default"/>
+      </w:rPr>
+    </w:lvl>
+    <w:lvl w:ilvl="2" w:tplc="40090005" w:tentative="1">
+      <w:start w:val="1"/>
+      <w:numFmt w:val="bullet"/>
+      <w:lvlText w:val=""/>
+      <w:lvlJc w:val="left"/>
+      <w:pPr>
+        <w:ind w:left="2160" w:hanging="360"/>
+      </w:pPr>
+      <w:rPr>
+        <w:rFonts w:ascii="Wingdings" w:hAnsi="Wingdings" w:hint="default"/>
+      </w:rPr>
+    </w:lvl>
+    <w:lvl w:ilvl="3" w:tplc="40090001" w:tentative="1">
+      <w:start w:val="1"/>
+      <w:numFmt w:val="bullet"/>
+      <w:lvlText w:val=""/>
+      <w:lvlJc w:val="left"/>
+      <w:pPr>
+        <w:ind w:left="2880" w:hanging="360"/>
+      </w:pPr>
+      <w:rPr>
+        <w:rFonts w:ascii="Symbol" w:hAnsi="Symbol" w:hint="default"/>
+      </w:rPr>
+    </w:lvl>
+    <w:lvl w:ilvl="4" w:tplc="40090003" w:tentative="1">
+      <w:start w:val="1"/>
+      <w:numFmt w:val="bullet"/>
+      <w:lvlText w:val="o"/>
+      <w:lvlJc w:val="left"/>
+      <w:pPr>
+        <w:ind w:left="3600" w:hanging="360"/>
+      </w:pPr>
+      <w:rPr>
+        <w:rFonts w:ascii="Courier New" w:hAnsi="Courier New" w:cs="Courier New" w:hint="default"/>
+      </w:rPr>
+    </w:lvl>
+    <w:lvl w:ilvl="5" w:tplc="40090005" w:tentative="1">
+      <w:start w:val="1"/>
+      <w:numFmt w:val="bullet"/>
+      <w:lvlText w:val=""/>
+      <w:lvlJc w:val="left"/>
+      <w:pPr>
+        <w:ind w:left="4320" w:hanging="360"/>
+      </w:pPr>
+      <w:rPr>
+        <w:rFonts w:ascii="Wingdings" w:hAnsi="Wingdings" w:hint="default"/>
+      </w:rPr>
+    </w:lvl>
+    <w:lvl w:ilvl="6" w:tplc="40090001" w:tentative="1">
+      <w:start w:val="1"/>
+      <w:numFmt w:val="bullet"/>
+      <w:lvlText w:val=""/>
+      <w:lvlJc w:val="left"/>
+      <w:pPr>
+        <w:ind w:left="5040" w:hanging="360"/>
+      </w:pPr>
+      <w:rPr>
+        <w:rFonts w:ascii="Symbol" w:hAnsi="Symbol" w:hint="default"/>
+      </w:rPr>
+    </w:lvl>
+    <w:lvl w:ilvl="7" w:tplc="40090003" w:tentative="1">
+      <w:start w:val="1"/>
+      <w:numFmt w:val="bullet"/>
+      <w:lvlText w:val="o"/>
+      <w:lvlJc w:val="left"/>
+      <w:pPr>
+        <w:ind w:left="5760" w:hanging="360"/>
+      </w:pPr>
+      <w:rPr>
+        <w:rFonts w:ascii="Courier New" w:hAnsi="Courier New" w:cs="Courier New" w:hint="default"/>
+      </w:rPr>
+    </w:lvl>
+    <w:lvl w:ilvl="8" w:tplc="40090005" w:tentative="1">
+      <w:start w:val="1"/>
+      <w:numFmt w:val="bullet"/>
+      <w:lvlText w:val=""/>
+      <w:lvlJc w:val="left"/>
+      <w:pPr>
+        <w:ind w:left="6480" w:hanging="360"/>
+      </w:pPr>
+      <w:rPr>
+        <w:rFonts w:ascii="Wingdings" w:hAnsi="Wingdings" w:hint="default"/>
+      </w:rPr>
+    </w:lvl>
+  </w:abstractNum>
   <w:num w:numId="1">
     <w:abstractNumId w:val="0"/>
   </w:num>
   <w:num w:numId="2">
     <w:abstractNumId w:val="1"/>
+  </w:num>
+  <w:num w:numId="3">
+    <w:abstractNumId w:val="2"/>
   </w:num>
 </w:numbering>
 </file>
